--- a/Arquitectura de Sistemas Computacionales/Entregas docente/2026-2/DIAGNOSTICO - Arquitectura de Sistemas Computacionales - 2026-2.docx
+++ b/Arquitectura de Sistemas Computacionales/Entregas docente/2026-2/DIAGNOSTICO - Arquitectura de Sistemas Computacionales - 2026-2.docx
@@ -601,7 +601,7 @@
                 <w:color w:val="2B2B2B"/>
                 <w:sz w:val="20"/>
               </w:rPr>
-              <w:t>Si el diagnóstico muestra debilidad en redes/capas: micro-refuerzos conceptuales al inicio de Clases 2–4 + labs Killercoda / Play with Docker solo en browser.</w:t>
+              <w:t>Si el diagnóstico muestra debilidad en redes/capas: micro-refuerzos conceptuales al inicio de Clases 2–4 + labs LabEx Docker Playground / Killercoda solo en browser.</w:t>
             </w:r>
           </w:p>
           <w:p>
